--- a/docreport/Rentora-Bug-Report.docx
+++ b/docreport/Rentora-Bug-Report.docx
@@ -43,7 +43,7 @@
           <w:sz w:val="18"/>
           <w:szCs w:val="18"/>
         </w:rPr>
-        <w:t xml:space="preserve">Playwright-MCP live analysis · Desktop 1920×1200 + Responsive (768 / 375) · 26 Jun 2026</w:t>
+        <w:t xml:space="preserve">Playwright-MCP live analysis · Desktop 1920×1200 maximised + Responsive (768 / 375) · 27 Jun 2026</w:t>
       </w:r>
     </w:p>
     <w:p>
@@ -60,7 +60,7 @@
         <w:spacing w:after="80"/>
       </w:pPr>
       <w:r>
-        <w:t xml:space="preserve">6 defects were captured across all roles. Two are release-blockers (registration crash and debug-mode disclosure). The single broken /search price-slider component is responsible for both the missing budget filter and all 20 console errors on that page.</w:t>
+        <w:t xml:space="preserve">7 defects were captured across all roles. Three are release-blockers (registration crash, debug-mode disclosure and platform-wide photo-upload failure). The single broken /search price-slider component is responsible for both the missing budget filter and all 20 console errors on that page. Photo upload is broken everywhere a user adds a listing because the server has no Cloudinary configuration (HTTP 501).</w:t>
       </w:r>
     </w:p>
     <w:tbl>
@@ -192,18 +192,18 @@
                 <w:b w:val="false"/>
                 <w:bCs w:val="false"/>
               </w:rPr>
-              <w:t xml:space="preserve">2</w:t>
-            </w:r>
-          </w:p>
-        </w:tc>
-        <w:tc>
-          <w:p>
-            <w:r>
-              <w:rPr>
-                <w:b w:val="false"/>
-                <w:bCs w:val="false"/>
-              </w:rPr>
-              <w:t xml:space="preserve">BUG-002, BUG-003</w:t>
+              <w:t xml:space="preserve">3</w:t>
+            </w:r>
+          </w:p>
+        </w:tc>
+        <w:tc>
+          <w:p>
+            <w:r>
+              <w:rPr>
+                <w:b w:val="false"/>
+                <w:bCs w:val="false"/>
+              </w:rPr>
+              <w:t xml:space="preserve">BUG-002, BUG-003, BUG-007</w:t>
             </w:r>
           </w:p>
         </w:tc>
@@ -301,7 +301,7 @@
         <w:spacing w:after="80"/>
       </w:pPr>
       <w:r>
-        <w:t xml:space="preserve">The full automated suite was re-run in the live headed browser at 1920×1200 to match the current configuration. 160 of 163 tests passed (98%) in 8.8 minutes. The 3 failures are itemised below; two are app defects (BUG-003) and one is a test-data artefact, not an application bug.</w:t>
+        <w:t xml:space="preserve">The full automated suite was re-run in the live headed browser at a maximised 1920×1200 window to match the current configuration. 161 of 165 tests passed (98%) in 3.9 minutes. Of the 4 failures, three are app defects (BUG-003 ×2 and the newly-added BUG-007) and one is a test-data artefact, not an application bug.</w:t>
       </w:r>
     </w:p>
     <w:tbl>
@@ -379,7 +379,7 @@
                 <w:bCs/>
                 <w:color w:val="2E7D32"/>
               </w:rPr>
-              <w:t xml:space="preserve">160</w:t>
+              <w:t xml:space="preserve">161</w:t>
             </w:r>
           </w:p>
         </w:tc>
@@ -408,7 +408,7 @@
                 <w:bCs/>
                 <w:color w:val="C62828"/>
               </w:rPr>
-              <w:t xml:space="preserve">3</w:t>
+              <w:t xml:space="preserve">4</w:t>
             </w:r>
           </w:p>
         </w:tc>
@@ -435,7 +435,7 @@
                 <w:b/>
                 <w:bCs/>
               </w:rPr>
-              <w:t xml:space="preserve">163</w:t>
+              <w:t xml:space="preserve">165</w:t>
             </w:r>
           </w:p>
         </w:tc>
@@ -516,6 +516,42 @@
                 <w:b w:val="false"/>
                 <w:bCs w:val="false"/>
               </w:rPr>
+              <w:t xml:space="preserve">ADM-10 admin photo upload succeeds (no Cloudinary 501)</w:t>
+            </w:r>
+          </w:p>
+        </w:tc>
+        <w:tc>
+          <w:p>
+            <w:r>
+              <w:rPr>
+                <w:b w:val="false"/>
+                <w:bCs w:val="false"/>
+                <w:color w:val="C62828"/>
+              </w:rPr>
+              <w:t xml:space="preserve">App defect</w:t>
+            </w:r>
+          </w:p>
+        </w:tc>
+        <w:tc>
+          <w:p>
+            <w:r>
+              <w:rPr>
+                <w:b w:val="false"/>
+                <w:bCs w:val="false"/>
+              </w:rPr>
+              <w:t xml:space="preserve">BUG-007</w:t>
+            </w:r>
+          </w:p>
+        </w:tc>
+      </w:tr>
+      <w:tr>
+        <w:tc>
+          <w:p>
+            <w:r>
+              <w:rPr>
+                <w:b w:val="false"/>
+                <w:bCs w:val="false"/>
+              </w:rPr>
               <w:t xml:space="preserve">SRCH-01 price-range slider renders and is operable</w:t>
             </w:r>
           </w:p>
@@ -953,6 +989,53 @@
                 <w:bCs w:val="false"/>
               </w:rPr>
               <w:t xml:space="preserve">Admin</w:t>
+            </w:r>
+          </w:p>
+        </w:tc>
+      </w:tr>
+      <w:tr>
+        <w:tc>
+          <w:p>
+            <w:r>
+              <w:rPr>
+                <w:b/>
+                <w:bCs/>
+              </w:rPr>
+              <w:t xml:space="preserve">BUG-007</w:t>
+            </w:r>
+          </w:p>
+        </w:tc>
+        <w:tc>
+          <w:p>
+            <w:r>
+              <w:rPr>
+                <w:b w:val="false"/>
+                <w:bCs w:val="false"/>
+              </w:rPr>
+              <w:t xml:space="preserve">Photo upload fails platform-wide — endpoint returns HTTP 501 (Cloudinary not configured)</w:t>
+            </w:r>
+          </w:p>
+        </w:tc>
+        <w:tc>
+          <w:p>
+            <w:r>
+              <w:rPr>
+                <w:b/>
+                <w:bCs/>
+                <w:color w:val="C62828"/>
+              </w:rPr>
+              <w:t xml:space="preserve">High</w:t>
+            </w:r>
+          </w:p>
+        </w:tc>
+        <w:tc>
+          <w:p>
+            <w:r>
+              <w:rPr>
+                <w:b w:val="false"/>
+                <w:bCs w:val="false"/>
+              </w:rPr>
+              <w:t xml:space="preserve">Admin &amp; Owner (both confirmed live)</w:t>
             </w:r>
           </w:p>
         </w:tc>
@@ -2677,6 +2760,393 @@
         <w:rPr>
           <w:b/>
           <w:bCs/>
+          <w:color w:val="C62828"/>
+          <w:sz w:val="26"/>
+          <w:szCs w:val="26"/>
+        </w:rPr>
+        <w:t xml:space="preserve">BUG-007 — Photo upload fails platform-wide — endpoint returns HTTP 501 (Cloudinary not configured)</w:t>
+      </w:r>
+    </w:p>
+    <w:tbl>
+      <w:tblPr>
+        <w:tblW w:type="pct" w:w="100%"/>
+        <w:tblBorders>
+          <w:top w:val="single" w:color="BBBBBB" w:sz="1"/>
+          <w:left w:val="single" w:color="BBBBBB" w:sz="1"/>
+          <w:bottom w:val="single" w:color="BBBBBB" w:sz="1"/>
+          <w:right w:val="single" w:color="BBBBBB" w:sz="1"/>
+          <w:insideH w:val="single" w:color="BBBBBB" w:sz="1"/>
+          <w:insideV w:val="single" w:color="BBBBBB" w:sz="1"/>
+        </w:tblBorders>
+      </w:tblPr>
+      <w:tblGrid>
+        <w:gridCol w:w="100"/>
+        <w:gridCol w:w="100"/>
+        <w:gridCol w:w="100"/>
+        <w:gridCol w:w="100"/>
+      </w:tblGrid>
+      <w:tr>
+        <w:tc>
+          <w:tcPr>
+            <w:tcW w:type="pct" w:w="18%"/>
+            <w:shd w:fill="F2F2F2" w:val="clear"/>
+          </w:tcPr>
+          <w:p>
+            <w:r>
+              <w:rPr>
+                <w:b/>
+                <w:bCs/>
+              </w:rPr>
+              <w:t xml:space="preserve">Severity</w:t>
+            </w:r>
+          </w:p>
+        </w:tc>
+        <w:tc>
+          <w:p>
+            <w:r>
+              <w:rPr>
+                <w:b/>
+                <w:bCs/>
+                <w:color w:val="C62828"/>
+              </w:rPr>
+              <w:t xml:space="preserve">High</w:t>
+            </w:r>
+          </w:p>
+        </w:tc>
+        <w:tc>
+          <w:tcPr>
+            <w:tcW w:type="pct" w:w="14%"/>
+            <w:shd w:fill="F2F2F2" w:val="clear"/>
+          </w:tcPr>
+          <w:p>
+            <w:r>
+              <w:rPr>
+                <w:b/>
+                <w:bCs/>
+              </w:rPr>
+              <w:t xml:space="preserve">Priority</w:t>
+            </w:r>
+          </w:p>
+        </w:tc>
+        <w:tc>
+          <w:p>
+            <w:r>
+              <w:rPr>
+                <w:b w:val="false"/>
+                <w:bCs w:val="false"/>
+              </w:rPr>
+              <w:t xml:space="preserve">P1</w:t>
+            </w:r>
+          </w:p>
+        </w:tc>
+      </w:tr>
+      <w:tr>
+        <w:tc>
+          <w:tcPr>
+            <w:shd w:fill="F2F2F2" w:val="clear"/>
+          </w:tcPr>
+          <w:p>
+            <w:r>
+              <w:rPr>
+                <w:b/>
+                <w:bCs/>
+              </w:rPr>
+              <w:t xml:space="preserve">Module</w:t>
+            </w:r>
+          </w:p>
+        </w:tc>
+        <w:tc>
+          <w:p>
+            <w:r>
+              <w:rPr>
+                <w:b w:val="false"/>
+                <w:bCs w:val="false"/>
+              </w:rPr>
+              <w:t xml:space="preserve">Listings / Media Upload</w:t>
+            </w:r>
+          </w:p>
+        </w:tc>
+        <w:tc>
+          <w:tcPr>
+            <w:shd w:fill="F2F2F2" w:val="clear"/>
+          </w:tcPr>
+          <w:p>
+            <w:r>
+              <w:rPr>
+                <w:b/>
+                <w:bCs/>
+              </w:rPr>
+              <w:t xml:space="preserve">Role</w:t>
+            </w:r>
+          </w:p>
+        </w:tc>
+        <w:tc>
+          <w:p>
+            <w:r>
+              <w:rPr>
+                <w:b w:val="false"/>
+                <w:bCs w:val="false"/>
+              </w:rPr>
+              <w:t xml:space="preserve">Admin &amp; Owner (both confirmed live)</w:t>
+            </w:r>
+          </w:p>
+        </w:tc>
+      </w:tr>
+    </w:tbl>
+    <w:p>
+      <w:pPr>
+        <w:spacing w:after="80"/>
+      </w:pPr>
+      <w:r>
+        <w:rPr>
+          <w:b/>
+          <w:bCs/>
+        </w:rPr>
+        <w:t xml:space="preserve">Preconditions:</w:t>
+      </w:r>
+    </w:p>
+    <w:p>
+      <w:pPr>
+        <w:spacing w:after="80"/>
+      </w:pPr>
+      <w:r>
+        <w:t xml:space="preserve">Logged in as admin at http://localhost:8000/admin/listings/create; the Photos section ‘Use placeholder image instead’ toggle switched OFF to reveal the dropzone.</w:t>
+      </w:r>
+    </w:p>
+    <w:p>
+      <w:pPr>
+        <w:spacing w:after="80"/>
+      </w:pPr>
+      <w:r>
+        <w:rPr>
+          <w:b/>
+          <w:bCs/>
+        </w:rPr>
+        <w:t xml:space="preserve">Steps to Reproduce:</w:t>
+      </w:r>
+    </w:p>
+    <w:p>
+      <w:pPr>
+        <w:spacing w:after="30"/>
+      </w:pPr>
+      <w:r>
+        <w:t xml:space="preserve">1. Open /admin/listings/create and scroll to ‘Photos’</w:t>
+      </w:r>
+    </w:p>
+    <w:p>
+      <w:pPr>
+        <w:spacing w:after="30"/>
+      </w:pPr>
+      <w:r>
+        <w:t xml:space="preserve">2. Turn the ‘Use placeholder image instead’ switch OFF</w:t>
+      </w:r>
+    </w:p>
+    <w:p>
+      <w:pPr>
+        <w:spacing w:after="30"/>
+      </w:pPr>
+      <w:r>
+        <w:t xml:space="preserve">3. Click ‘Drop photos here or browse’ and choose a valid landscape image (PNG/JPG/WebP, &lt; 10MB)</w:t>
+      </w:r>
+    </w:p>
+    <w:p>
+      <w:pPr>
+        <w:spacing w:after="30"/>
+      </w:pPr>
+      <w:r>
+        <w:t xml:space="preserve">4. Observe the upload network request and the UI</w:t>
+      </w:r>
+    </w:p>
+    <w:p>
+      <w:pPr>
+        <w:spacing w:after="80"/>
+      </w:pPr>
+      <w:r>
+        <w:rPr>
+          <w:b/>
+          <w:bCs/>
+        </w:rPr>
+        <w:t xml:space="preserve">Expected Result:</w:t>
+      </w:r>
+    </w:p>
+    <w:p>
+      <w:pPr>
+        <w:spacing w:after="80"/>
+      </w:pPr>
+      <w:r>
+        <w:t xml:space="preserve">The image uploads, a thumbnail renders and the counter increments (e.g. ‘1 / 20 uploaded’).</w:t>
+      </w:r>
+    </w:p>
+    <w:p>
+      <w:pPr>
+        <w:spacing w:after="80"/>
+      </w:pPr>
+      <w:r>
+        <w:rPr>
+          <w:b/>
+          <w:bCs/>
+          <w:color w:val="C62828"/>
+        </w:rPr>
+        <w:t xml:space="preserve">Actual Result:</w:t>
+      </w:r>
+    </w:p>
+    <w:p>
+      <w:pPr>
+        <w:spacing w:after="80"/>
+      </w:pPr>
+      <w:r>
+        <w:t xml:space="preserve">Both upload surfaces were confirmed live. Admin: POST /admin/listings/create/images/upload =&gt; HTTP 501 Not Implemented, banner “Image uploads require Cloudinary configuration.”, counter stuck at 0 / 20. Owner: the full 10-step wizard was completed to step 7 ‘Photos’ and POST /owner/listings/create/images/upload =&gt; HTTP 501, banner “Image uploads require Cloudinary configuration — coming soon.” The 501 is a server-wide missing-config condition (no CLOUDINARY_* environment), so every image-upload surface is affected. Impact differs by role: the admin form’s uploader is hidden behind a default-ON placeholder toggle (perceived as ‘no way to upload’), while the owner wizard shows the uploader by default but enforces a ‘minimum 3 photos’ gate — so the 501 hard-blocks owners from completing a real-photo listing unless they fall back to the placeholder. Automated as ADM-10 (fails deterministically with 501) and ADM-11 (default-ON toggle).</w:t>
+      </w:r>
+    </w:p>
+    <w:p>
+      <w:pPr>
+        <w:spacing w:after="80"/>
+      </w:pPr>
+      <w:r>
+        <w:rPr>
+          <w:b/>
+          <w:bCs/>
+        </w:rPr>
+        <w:t xml:space="preserve">Supporting Evidence:</w:t>
+      </w:r>
+    </w:p>
+    <w:p>
+      <w:pPr>
+        <w:spacing w:after="80"/>
+      </w:pPr>
+      <w:r>
+        <w:rPr>
+          <w:i/>
+          <w:iCs/>
+        </w:rPr>
+        <w:t xml:space="preserve">Admin: [POST] /admin/listings/create/images/upload =&gt; 501. Owner: [POST] /owner/listings/create/images/upload =&gt; 501 (reached via full wizard, step 7). Banners: ‘…require Cloudinary configuration.’ / ‘…— coming soon.’ Reproduced at maximised 1920×1200.</w:t>
+      </w:r>
+    </w:p>
+    <w:p>
+      <w:pPr>
+        <w:spacing w:after="80"/>
+      </w:pPr>
+      <w:r>
+        <w:rPr>
+          <w:b/>
+          <w:bCs/>
+        </w:rPr>
+        <w:t xml:space="preserve">Screenshot:</w:t>
+      </w:r>
+    </w:p>
+    <w:p>
+      <w:pPr>
+        <w:spacing w:after="60"/>
+      </w:pPr>
+      <w:r>
+        <w:drawing>
+          <wp:inline distT="0" distB="0" distL="0" distR="0">
+            <wp:extent cx="5143500" cy="1428750"/>
+            <wp:effectExtent t="0" r="0" b="0" l="0"/>
+            <wp:docPr id="1" name="" descr="" title=""/>
+            <wp:cNvGraphicFramePr>
+              <a:graphicFrameLocks xmlns:a="http://schemas.openxmlformats.org/drawingml/2006/main" noChangeAspect="1"/>
+            </wp:cNvGraphicFramePr>
+            <a:graphic xmlns:a="http://schemas.openxmlformats.org/drawingml/2006/main">
+              <a:graphicData uri="http://schemas.openxmlformats.org/drawingml/2006/picture">
+                <pic:pic xmlns:pic="http://schemas.openxmlformats.org/drawingml/2006/picture">
+                  <pic:nvPicPr>
+                    <pic:cNvPr id="0" name="" descr=""/>
+                    <pic:cNvPicPr>
+                      <a:picLocks noChangeAspect="1" noChangeArrowheads="1"/>
+                    </pic:cNvPicPr>
+                  </pic:nvPicPr>
+                  <pic:blipFill>
+                    <a:blip r:embed="rId12" cstate="none"/>
+                    <a:srcRect/>
+                    <a:stretch>
+                      <a:fillRect/>
+                    </a:stretch>
+                  </pic:blipFill>
+                  <pic:spPr bwMode="auto">
+                    <a:xfrm>
+                      <a:off x="0" y="0"/>
+                      <a:ext cx="5143500" cy="1428750"/>
+                    </a:xfrm>
+                    <a:prstGeom prst="rect">
+                      <a:avLst/>
+                    </a:prstGeom>
+                  </pic:spPr>
+                </pic:pic>
+              </a:graphicData>
+            </a:graphic>
+          </wp:inline>
+        </w:drawing>
+      </w:r>
+    </w:p>
+    <w:p>
+      <w:pPr>
+        <w:spacing w:after="60"/>
+      </w:pPr>
+      <w:r>
+        <w:drawing>
+          <wp:inline distT="0" distB="0" distL="0" distR="0">
+            <wp:extent cx="5143500" cy="1571625"/>
+            <wp:effectExtent t="0" r="0" b="0" l="0"/>
+            <wp:docPr id="1" name="" descr="" title=""/>
+            <wp:cNvGraphicFramePr>
+              <a:graphicFrameLocks xmlns:a="http://schemas.openxmlformats.org/drawingml/2006/main" noChangeAspect="1"/>
+            </wp:cNvGraphicFramePr>
+            <a:graphic xmlns:a="http://schemas.openxmlformats.org/drawingml/2006/main">
+              <a:graphicData uri="http://schemas.openxmlformats.org/drawingml/2006/picture">
+                <pic:pic xmlns:pic="http://schemas.openxmlformats.org/drawingml/2006/picture">
+                  <pic:nvPicPr>
+                    <pic:cNvPr id="0" name="" descr=""/>
+                    <pic:cNvPicPr>
+                      <a:picLocks noChangeAspect="1" noChangeArrowheads="1"/>
+                    </pic:cNvPicPr>
+                  </pic:nvPicPr>
+                  <pic:blipFill>
+                    <a:blip r:embed="rId13" cstate="none"/>
+                    <a:srcRect/>
+                    <a:stretch>
+                      <a:fillRect/>
+                    </a:stretch>
+                  </pic:blipFill>
+                  <pic:spPr bwMode="auto">
+                    <a:xfrm>
+                      <a:off x="0" y="0"/>
+                      <a:ext cx="5143500" cy="1571625"/>
+                    </a:xfrm>
+                    <a:prstGeom prst="rect">
+                      <a:avLst/>
+                    </a:prstGeom>
+                  </pic:spPr>
+                </pic:pic>
+              </a:graphicData>
+            </a:graphic>
+          </wp:inline>
+        </w:drawing>
+      </w:r>
+    </w:p>
+    <w:p>
+      <w:pPr>
+        <w:spacing w:after="120"/>
+      </w:pPr>
+      <w:r>
+        <w:rPr>
+          <w:i/>
+          <w:iCs/>
+          <w:color w:val="666666"/>
+          <w:sz w:val="16"/>
+          <w:szCs w:val="16"/>
+        </w:rPr>
+        <w:t xml:space="preserve">Owner Add-Listing wizard step 7 — same 501 (“…— coming soon.”), with the ‘minimum 3 required’ gate that blocks completion.</w:t>
+      </w:r>
+    </w:p>
+    <w:p>
+      <w:pPr>
+        <w:spacing w:after="80" w:before="240"/>
+      </w:pPr>
+      <w:r>
+        <w:rPr>
+          <w:b/>
+          <w:bCs/>
           <w:color w:val="666666"/>
           <w:sz w:val="26"/>
           <w:szCs w:val="26"/>
@@ -2958,7 +3428,7 @@
                     </pic:cNvPicPr>
                   </pic:nvPicPr>
                   <pic:blipFill>
-                    <a:blip r:embed="rId12" cstate="none"/>
+                    <a:blip r:embed="rId14" cstate="none"/>
                     <a:srcRect/>
                     <a:stretch>
                       <a:fillRect/>
